--- a/docs/museum-module-flow-guide.docx
+++ b/docs/museum-module-flow-guide.docx
@@ -467,7 +467,7 @@
         <w:rPr>
           <w:rStyle w:val="VerbatimChar"/>
         </w:rPr>
-        <w:t xml:space="preserve">              ├──▶ Spectrum Procedures (loans, movements)       │</w:t>
+        <w:t xml:space="preserve">              ├──▶ Collections Procedures (loans, movements)       │</w:t>
       </w:r>
       <w:r>
         <w:br/>
@@ -4530,7 +4530,7 @@
         <w:pStyle w:val="Heading2"/>
       </w:pPr>
       <w:r>
-        <w:t xml:space="preserve">Spectrum Procedures</w:t>
+        <w:t xml:space="preserve">Collections Procedures</w:t>
       </w:r>
     </w:p>
     <w:p>
